--- a/out/Resume_-_Ockert_van_Schalkwyk.docx
+++ b/out/Resume_-_Ockert_van_Schalkwyk.docx
@@ -28,7 +28,7 @@
         <w:br/>
       </w:r>
       <w:r>
-        <w:t xml:space="preserve">+27 78 197 8471</w:t>
+        <w:t xml:space="preserve">+27 64 000 6731</w:t>
       </w:r>
       <w:r>
         <w:br/>
